--- a/docs/dokumen/Kode_Etik_Mitra_PLS_Mitrans-Astra_v1.4_redline.docx
+++ b/docs/dokumen/Kode_Etik_Mitra_PLS_Mitrans-Astra_v1.4_redline.docx
@@ -300,7 +300,7 @@
             </w:ins>
             <w:ins w:id="9005" w:author="Claude (draf untuk Coach Doddy)" w:date="2026-10-27T12:00:00Z">
               <w:r>
-                <w:t xml:space="preserve"> (27 Oktober 2026): diselaraskan dengan Rencana Pemasaran v1.4, yaitu Lisensi tanpa batas waktu (lifetime) dengan Langganan mulai bulan berikutnya (Pasal 1), dan kewajiban menjelaskan arti Lisensi tanpa batas waktu secara jujur (Pasal 17).</w:t>
+                <w:t xml:space="preserve"> (27 Oktober 2026): diselaraskan dengan Rencana Pemasaran v1.4, yaitu Lisensi tanpa batas waktu (lifetime) dengan akses 30 hari sejak aktivasi dan Langganan setiap 30 hari sesudahnya (Pasal 1 dan 5), serta kewajiban menjelaskan arti Lisensi tanpa batas waktu secara jujur (Pasal 17).</w:t>
               </w:r>
             </w:ins>
           </w:p>
@@ -568,7 +568,7 @@
       <w:ins w:id="9007" w:author="Claude (draf untuk Coach Doddy)" w:date="2026-10-27T12:00:00Z">
         <w:r>
           <w:rPr/>
-          <w:t xml:space="preserve">berlaku tanpa batas waktu (lifetime), termasuk akses sampai akhir bulan kalender aktivasi.</w:t>
+          <w:t xml:space="preserve">berlaku tanpa batas waktu (lifetime), termasuk akses 30 hari sejak aktivasi.</w:t>
         </w:r>
       </w:ins>
     </w:p>
@@ -602,7 +602,7 @@
       <w:ins w:id="9009" w:author="Claude (draf untuk Coach Doddy)" w:date="2026-10-27T12:00:00Z">
         <w:r>
           <w:rPr/>
-          <w:t xml:space="preserve">akses bulanan (repeat order/RO) mulai bulan berikutnya setelah aktivasi Lisensi.</w:t>
+          <w:t xml:space="preserve">akses per 30 hari (repeat order/RO), ditagih pertama kali 30 hari setelah aktivasi Lisensi.</w:t>
         </w:r>
       </w:ins>
     </w:p>
@@ -1068,7 +1068,23 @@
       </w:pPr>
       <w:r>
         <w:rPr/>
-        <w:t>dikurangi nilai akses yang sudah dipakai, dihitung harian dari Rp399.000 per bulan, bila Lisensi sudah diaktifkan.</w:t>
+        <w:t xml:space="preserve">dikurangi nilai akses yang sudah dipakai, dihitung harian dari </w:t>
+      </w:r>
+      <w:del w:id="9010" w:author="Claude (draf untuk Coach Doddy)" w:date="2026-10-27T12:00:00Z">
+        <w:r>
+          <w:rPr/>
+          <w:delText xml:space="preserve">Rp399.000 per bulan</w:delText>
+        </w:r>
+      </w:del>
+      <w:ins w:id="9011" w:author="Claude (draf untuk Coach Doddy)" w:date="2026-10-27T12:00:00Z">
+        <w:r>
+          <w:rPr/>
+          <w:t xml:space="preserve">Rp399.000 per 30 hari</w:t>
+        </w:r>
+      </w:ins>
+      <w:r>
+        <w:rPr/>
+        <w:t xml:space="preserve">, bila Lisensi sudah diaktifkan.</w:t>
       </w:r>
     </w:p>
     <w:p>
@@ -2236,23 +2252,23 @@
         <w:rPr/>
         <w:t xml:space="preserve">memastikan calon Pelanggan memahami harga, </w:t>
       </w:r>
-      <w:del w:id="9010" w:author="Claude (draf untuk Coach Doddy)" w:date="2026-10-27T12:00:00Z">
+      <w:del w:id="9012" w:author="Claude (draf untuk Coach Doddy)" w:date="2026-10-27T12:00:00Z">
         <w:r>
           <w:rPr/>
           <w:delText xml:space="preserve">masa akses 3 bulan, Langganan bulan ke-4,</w:delText>
         </w:r>
       </w:del>
-      <w:ins w:id="9011" w:author="Claude (draf untuk Coach Doddy)" w:date="2026-10-27T12:00:00Z">
+      <w:ins w:id="9013" w:author="Claude (draf untuk Coach Doddy)" w:date="2026-10-27T12:00:00Z">
         <w:r>
           <w:rPr/>
-          <w:t xml:space="preserve">arti Lisensi tanpa batas waktu (akses aplikasi mulai bulan berikutnya berlanjut hanya dengan Langganan), Langganan mulai bulan berikutnya,</w:t>
+          <w:t xml:space="preserve">arti Lisensi tanpa batas waktu (akses sesudah 30 hari pertama berlanjut hanya dengan Langganan), Langganan setiap 30 hari mulai 30 hari setelah aktivasi,</w:t>
         </w:r>
       </w:ins>
       <w:r>
         <w:rPr/>
         <w:t xml:space="preserve"> dan hak pembatalan sebelum membeli.</w:t>
       </w:r>
-      <w:ins w:id="9012" w:author="Claude (draf untuk Coach Doddy)" w:date="2026-10-27T12:00:00Z">
+      <w:ins w:id="9014" w:author="Claude (draf untuk Coach Doddy)" w:date="2026-10-27T12:00:00Z">
         <w:r>
           <w:rPr/>
           <w:t xml:space="preserve"> Mitra PLS dilarang menyebut Lisensi sebagai akses gratis seumur hidup.</w:t>

--- a/docs/dokumen/Kode_Etik_Mitra_PLS_Mitrans-Astra_v1.4_redline.docx
+++ b/docs/dokumen/Kode_Etik_Mitra_PLS_Mitrans-Astra_v1.4_redline.docx
@@ -300,7 +300,7 @@
             </w:ins>
             <w:ins w:id="9005" w:author="Claude (draf untuk Coach Doddy)" w:date="2026-10-27T12:00:00Z">
               <w:r>
-                <w:t xml:space="preserve"> (27 Oktober 2026): diselaraskan dengan Rencana Pemasaran v1.4, yaitu Lisensi tanpa batas waktu (lifetime) dengan akses 30 hari sejak aktivasi dan Langganan setiap 30 hari sesudahnya (Pasal 1 dan 5), serta kewajiban menjelaskan arti Lisensi tanpa batas waktu secara jujur (Pasal 17).</w:t>
+                <w:t xml:space="preserve"> (27 Oktober 2026): diselaraskan dengan Rencana Pemasaran v1.4, yaitu Lisensi tanpa batas waktu (lifetime) dengan akses 30 hari sejak aktivasi dan Langganan setiap 30 hari sesudahnya (Pasal 1 dan 5), penyelesaian sisa penarikan bonus dari hak lain lalu penghapusan setelah 12 bulan (Pasal 5), serta kewajiban menjelaskan arti Lisensi tanpa batas waktu secara jujur (Pasal 17).</w:t>
               </w:r>
             </w:ins>
           </w:p>
@@ -1101,6 +1101,12 @@
         <w:rPr/>
         <w:t>Komisi dan bonus yang timbul dari pembelian yang dibatalkan ditarik kembali dari penerimanya. Penarikan mencakup Bonus Sponsor, Bonus Layanan Berkah, serta Bonus Level, Pasangan, dan Pembinaan yang timbul dari Lisensi itu, sesuai Rencana Pemasaran Bab 13.</w:t>
       </w:r>
+      <w:ins w:id="9012" w:author="Claude (draf untuk Coach Doddy)" w:date="2026-10-27T12:00:00Z">
+        <w:r>
+          <w:rPr/>
+          <w:t xml:space="preserve"> Bila pembayaran bonus berikutnya tidak mencukupi, sisa penarikan dipotong dari hak lain Mitra PLS yang dibayar Perusahaan, seperti pembelian kembali Lisensi atau pengembalian dana. Sisa yang belum terpotong dalam 12 bulan sejak tanggal penarikan dihapus dan tidak ditagih.</w:t>
+        </w:r>
+      </w:ins>
     </w:p>
     <w:p>
       <w:pPr>
@@ -2252,13 +2258,13 @@
         <w:rPr/>
         <w:t xml:space="preserve">memastikan calon Pelanggan memahami harga, </w:t>
       </w:r>
-      <w:del w:id="9012" w:author="Claude (draf untuk Coach Doddy)" w:date="2026-10-27T12:00:00Z">
+      <w:del w:id="9013" w:author="Claude (draf untuk Coach Doddy)" w:date="2026-10-27T12:00:00Z">
         <w:r>
           <w:rPr/>
           <w:delText xml:space="preserve">masa akses 3 bulan, Langganan bulan ke-4,</w:delText>
         </w:r>
       </w:del>
-      <w:ins w:id="9013" w:author="Claude (draf untuk Coach Doddy)" w:date="2026-10-27T12:00:00Z">
+      <w:ins w:id="9014" w:author="Claude (draf untuk Coach Doddy)" w:date="2026-10-27T12:00:00Z">
         <w:r>
           <w:rPr/>
           <w:t xml:space="preserve">arti Lisensi tanpa batas waktu (akses sesudah 30 hari pertama berlanjut hanya dengan Langganan), Langganan setiap 30 hari mulai 30 hari setelah aktivasi,</w:t>
@@ -2268,7 +2274,7 @@
         <w:rPr/>
         <w:t xml:space="preserve"> dan hak pembatalan sebelum membeli.</w:t>
       </w:r>
-      <w:ins w:id="9014" w:author="Claude (draf untuk Coach Doddy)" w:date="2026-10-27T12:00:00Z">
+      <w:ins w:id="9015" w:author="Claude (draf untuk Coach Doddy)" w:date="2026-10-27T12:00:00Z">
         <w:r>
           <w:rPr/>
           <w:t xml:space="preserve"> Mitra PLS dilarang menyebut Lisensi sebagai akses gratis seumur hidup.</w:t>

--- a/docs/dokumen/Kode_Etik_Mitra_PLS_Mitrans-Astra_v1.4_redline.docx
+++ b/docs/dokumen/Kode_Etik_Mitra_PLS_Mitrans-Astra_v1.4_redline.docx
@@ -304,6 +304,20 @@
               </w:r>
             </w:ins>
           </w:p>
+          <w:p>
+            <w:pPr>
+              <w:pStyle w:val="Normal"/>
+              <w:spacing w:before="0" w:after="80"/>
+              <w:rPr>
+                <w:ins w:id="20001" w:author="Claude (draf untuk Coach Doddy)" w:date="2026-10-28T12:00:00Z"/>
+              </w:rPr>
+            </w:pPr>
+            <w:ins w:id="20002" w:author="Claude (draf untuk Coach Doddy)" w:date="2026-10-28T12:00:00Z">
+              <w:r>
+                <w:t xml:space="preserve">Tambahan versi 1.4 (28 Oktober 2026): atlastrade.io ditetapkan sebagai Halaman Pembayaran resmi untuk pembelian, pembayaran, pembatalan, dan pengembalian dana (Pasal 1, 12, 15, dan 18).</w:t>
+              </w:r>
+            </w:ins>
+          </w:p>
         </w:tc>
       </w:tr>
     </w:tbl>
@@ -491,7 +505,23 @@
       </w:r>
       <w:r>
         <w:rPr/>
-        <w:t xml:space="preserve"> adalah PT MITRANS [nama lengkap ●], pemegang izin usaha penjualan langsung.</w:t>
+        <w:t xml:space="preserve"> adalah PT MITRANS </w:t>
+      </w:r>
+      <w:del w:id="20003" w:author="Claude (draf untuk Coach Doddy)" w:date="2026-10-28T12:00:00Z">
+        <w:r>
+          <w:rPr/>
+          <w:delText xml:space="preserve">[nama lengkap ●]</w:delText>
+        </w:r>
+      </w:del>
+      <w:ins w:id="20004" w:author="Claude (draf untuk Coach Doddy)" w:date="2026-10-28T12:00:00Z">
+        <w:r>
+          <w:rPr/>
+          <w:t xml:space="preserve">[PT Mitra Transformasi Inteligensi, ejaan sesuai akta ●]</w:t>
+        </w:r>
+      </w:ins>
+      <w:r>
+        <w:rPr/>
+        <w:t xml:space="preserve">, pemegang izin usaha penjualan langsung.</w:t>
       </w:r>
     </w:p>
     <w:p>
@@ -702,6 +732,24 @@
           <w:numId w:val="2"/>
         </w:numPr>
         <w:spacing w:before="0" w:after="60"/>
+        <w:rPr>
+          <w:ins w:id="20005" w:author="Claude (draf untuk Coach Doddy)" w:date="2026-10-28T12:00:00Z"/>
+        </w:rPr>
+      </w:pPr>
+      <w:ins w:id="20006" w:author="Claude (draf untuk Coach Doddy)" w:date="2026-10-28T12:00:00Z">
+        <w:r>
+          <w:t xml:space="preserve">Halaman Pembayaran adalah atlastrade.io, domain resmi Perusahaan untuk pembelian dan pembayaran Lisensi dan Langganan, pembatalan, pengembalian dana, dan akses aplikasi. mitrans.id, affiliatemarketing.network, dan atlastrade.io memakai satu akun yang sama.</w:t>
+        </w:r>
+      </w:ins>
+    </w:p>
+    <w:p>
+      <w:pPr>
+        <w:pStyle w:val="ListParagraph"/>
+        <w:numPr>
+          <w:ilvl w:val="0"/>
+          <w:numId w:val="2"/>
+        </w:numPr>
+        <w:spacing w:before="0" w:after="60"/>
         <w:rPr/>
       </w:pPr>
       <w:r>
@@ -1772,8 +1820,20 @@
       </w:pPr>
       <w:r>
         <w:rPr/>
-        <w:t>Mengarahkan semua pembayaran ke rekening resmi Perusahaan.</w:t>
-      </w:r>
+        <w:t xml:space="preserve">Mengarahkan semua pembayaran </w:t>
+      </w:r>
+      <w:del w:id="20007" w:author="Claude (draf untuk Coach Doddy)" w:date="2026-10-28T12:00:00Z">
+        <w:r>
+          <w:rPr/>
+          <w:delText xml:space="preserve">ke rekening resmi Perusahaan.</w:delText>
+        </w:r>
+      </w:del>
+      <w:ins w:id="20008" w:author="Claude (draf untuk Coach Doddy)" w:date="2026-10-28T12:00:00Z">
+        <w:r>
+          <w:rPr/>
+          <w:t xml:space="preserve">ke Halaman Pembayaran atlastrade.io dan rekening atau kanal resmi Perusahaan.</w:t>
+        </w:r>
+      </w:ins>
     </w:p>
     <w:p>
       <w:pPr>
@@ -2090,9 +2150,21 @@
         <w:spacing w:before="0" w:after="60"/>
         <w:rPr/>
       </w:pPr>
-      <w:r>
-        <w:rPr/>
-        <w:t>Permohonan diajukan melalui Kantor Maya. Dana dibayarkan paling lambat 14 hari kerja setelah permohonan lengkap.</w:t>
+      <w:del w:id="20009" w:author="Claude (draf untuk Coach Doddy)" w:date="2026-10-28T12:00:00Z">
+        <w:r>
+          <w:rPr/>
+          <w:delText xml:space="preserve">Permohonan diajukan melalui Kantor Maya.</w:delText>
+        </w:r>
+      </w:del>
+      <w:ins w:id="20010" w:author="Claude (draf untuk Coach Doddy)" w:date="2026-10-28T12:00:00Z">
+        <w:r>
+          <w:rPr/>
+          <w:t xml:space="preserve">Permohonan diajukan melalui Kantor Maya atau akun di atlastrade.io.</w:t>
+        </w:r>
+      </w:ins>
+      <w:r>
+        <w:rPr/>
+        <w:t xml:space="preserve"> Dana dibayarkan paling lambat 14 hari kerja setelah permohonan lengkap.</w:t>
       </w:r>
     </w:p>
     <w:p>
@@ -2564,10 +2636,18 @@
         <w:spacing w:before="0" w:after="60"/>
         <w:rPr/>
       </w:pPr>
-      <w:r>
-        <w:rPr/>
-        <w:t>Menerima pembayaran ke rekening pribadi.</w:t>
-      </w:r>
+      <w:del w:id="20011" w:author="Claude (draf untuk Coach Doddy)" w:date="2026-10-28T12:00:00Z">
+        <w:r>
+          <w:rPr/>
+          <w:delText xml:space="preserve">Menerima pembayaran ke rekening pribadi.</w:delText>
+        </w:r>
+      </w:del>
+      <w:ins w:id="20012" w:author="Claude (draf untuk Coach Doddy)" w:date="2026-10-28T12:00:00Z">
+        <w:r>
+          <w:rPr/>
+          <w:t xml:space="preserve">Menerima pembayaran ke rekening pribadi, mengarahkan pembeli ke halaman pembayaran selain atlastrade.io, atau membuat halaman pembayaran, formulir, atau tautan yang meniru halaman resmi Perusahaan.</w:t>
+        </w:r>
+      </w:ins>
     </w:p>
     <w:p>
       <w:pPr>

--- a/docs/dokumen/Kode_Etik_Mitra_PLS_Mitrans-Astra_v1.4_redline.docx
+++ b/docs/dokumen/Kode_Etik_Mitra_PLS_Mitrans-Astra_v1.4_redline.docx
@@ -318,6 +318,20 @@
               </w:r>
             </w:ins>
           </w:p>
+          <w:p>
+            <w:pPr>
+              <w:pStyle w:val="Normal"/>
+              <w:spacing w:before="0" w:after="80"/>
+              <w:rPr>
+                <w:ins w:id="30001" w:author="Claude (draf untuk Coach Doddy)" w:date="2026-10-28T15:00:00Z"/>
+              </w:rPr>
+            </w:pPr>
+            <w:ins w:id="30002" w:author="Claude (draf untuk Coach Doddy)" w:date="2026-10-28T15:00:00Z">
+              <w:r>
+                <w:t xml:space="preserve">Tambahan versi 1.4 (28 Oktober 2026, kedua): Kantor Maya dan pendaftaran di affiliatemarketing.network; e-book Mitra PLS melalui Agent Marketing dengan persetujuan Perusahaan; Sponsor pembeli e-book (Pasal 1, 4, dan 12).</w:t>
+              </w:r>
+            </w:ins>
+          </w:p>
         </w:tc>
       </w:tr>
     </w:tbl>
@@ -657,6 +671,12 @@
         <w:rPr/>
         <w:t xml:space="preserve"> adalah Mitra PLS yang merujuk calon Mitra PLS atau Pelanggan.</w:t>
       </w:r>
+      <w:ins w:id="30003" w:author="Claude (draf untuk Coach Doddy)" w:date="2026-10-28T15:00:00Z">
+        <w:r>
+          <w:rPr/>
+          <w:t xml:space="preserve"> Bagi pembeli e-book Mitra PLS, Sponsor adalah pemilik e-book yang pertama kali dibelinya, dan tidak berubah.</w:t>
+        </w:r>
+      </w:ins>
     </w:p>
     <w:p>
       <w:pPr>
@@ -699,8 +719,20 @@
       </w:r>
       <w:r>
         <w:rPr/>
-        <w:t xml:space="preserve"> adalah halaman akun Mitra PLS di mitrans.id.</w:t>
-      </w:r>
+        <w:t xml:space="preserve"> adalah halaman akun Mitra PLS </w:t>
+      </w:r>
+      <w:del w:id="30004" w:author="Claude (draf untuk Coach Doddy)" w:date="2026-10-28T15:00:00Z">
+        <w:r>
+          <w:rPr/>
+          <w:delText xml:space="preserve">di mitrans.id.</w:delText>
+        </w:r>
+      </w:del>
+      <w:ins w:id="30005" w:author="Claude (draf untuk Coach Doddy)" w:date="2026-10-28T15:00:00Z">
+        <w:r>
+          <w:rPr/>
+          <w:t xml:space="preserve">di affiliatemarketing.network, termasuk Agent Marketing, fasilitas tanpa biaya untuk membuat e-book dan halaman penawaran milik Mitra PLS.</w:t>
+        </w:r>
+      </w:ins>
     </w:p>
     <w:p>
       <w:pPr>
@@ -955,10 +987,18 @@
         <w:spacing w:before="0" w:after="60"/>
         <w:rPr/>
       </w:pPr>
-      <w:r>
-        <w:rPr/>
-        <w:t>Pendaftaran dilakukan di mitrans.id, melalui tautan rujukan Sponsor di affiliatemarketing.network atau langsung.</w:t>
-      </w:r>
+      <w:del w:id="30006" w:author="Claude (draf untuk Coach Doddy)" w:date="2026-10-28T15:00:00Z">
+        <w:r>
+          <w:rPr/>
+          <w:delText xml:space="preserve">Pendaftaran dilakukan di mitrans.id, melalui tautan rujukan Sponsor di affiliatemarketing.network atau langsung.</w:delText>
+        </w:r>
+      </w:del>
+      <w:ins w:id="30007" w:author="Claude (draf untuk Coach Doddy)" w:date="2026-10-28T15:00:00Z">
+        <w:r>
+          <w:rPr/>
+          <w:t xml:space="preserve">Pendaftaran dilakukan di affiliatemarketing.network tanpa biaya dan tanpa kewajiban membeli Lisensi, melalui tautan rujukan Sponsor, dari pembelian e-book Mitra PLS, atau langsung.</w:t>
+        </w:r>
+      </w:ins>
     </w:p>
     <w:p>
       <w:pPr>
@@ -1792,6 +1832,12 @@
         <w:rPr/>
         <w:t>Memakai materi pemasaran resmi Perusahaan, atau materi sendiri yang sudah disetujui Perusahaan.</w:t>
       </w:r>
+      <w:ins w:id="30008" w:author="Claude (draf untuk Coach Doddy)" w:date="2026-10-28T15:00:00Z">
+        <w:r>
+          <w:rPr/>
+          <w:t xml:space="preserve"> E-book dan halaman penawaran buatan sendiri di Agent Marketing diajukan dan disetujui Perusahaan sebelum tayang. E-book adalah produk Mitra PLS sendiri: tanpa PV, tanpa komisi, tidak dihitung untuk bonus, bersifat edukasi, dan tidak memuat nasihat investasi pribadi.</w:t>
+        </w:r>
+      </w:ins>
     </w:p>
     <w:p>
       <w:pPr>
